--- a/examples/tutorial/doc/01-arima-one-step.docx
+++ b/examples/tutorial/doc/01-arima-one-step.docx
@@ -340,7 +340,7 @@
               <a:graphicData uri="http://schemas.openxmlformats.org/drawingml/2006/picture">
                 <pic:pic>
                   <pic:nvPicPr>
-                    <pic:cNvPr descr="/home/gpca/tspredit/examples/tutorial/doc/01-arima-one-step_files/2311a3ccdefa9666c559bd154e42236a6cdf3fea.png" id="11" name="Picture"/>
+                    <pic:cNvPr descr="C:\Git\cefet-rj-dal\tspredit\examples\tutorial\doc\01-arima-one-step_files/716a4d1e457f97618aa46ca41f6f38e17df76816.png" id="11" name="Picture"/>
                     <pic:cNvPicPr>
                       <a:picLocks noChangeArrowheads="1" noChangeAspect="1"/>
                     </pic:cNvPicPr>
@@ -440,7 +440,7 @@
         <w:rPr>
           <w:rStyle w:val="DecValTok"/>
         </w:rPr>
-        <w:t xml:space="preserve">0</w:t>
+        <w:t xml:space="preserve">1</w:t>
       </w:r>
       <w:r>
         <w:rPr>
@@ -890,7 +890,7 @@
               <a:graphicData uri="http://schemas.openxmlformats.org/drawingml/2006/picture">
                 <pic:pic>
                   <pic:nvPicPr>
-                    <pic:cNvPr descr="/home/gpca/tspredit/examples/tutorial/doc/01-arima-one-step_files/6d4fb74b871bede79a3a38749b8d332dfcc826da.png" id="14" name="Picture"/>
+                    <pic:cNvPr descr="C:\Git\cefet-rj-dal\tspredit\examples\tutorial\doc\01-arima-one-step_files/41c5189891930290fb77edb653db905adf675ef4.png" id="14" name="Picture"/>
                     <pic:cNvPicPr>
                       <a:picLocks noChangeArrowheads="1" noChangeAspect="1"/>
                     </pic:cNvPicPr>
@@ -1050,7 +1050,7 @@
               <a:graphicData uri="http://schemas.openxmlformats.org/drawingml/2006/picture">
                 <pic:pic>
                   <pic:nvPicPr>
-                    <pic:cNvPr descr="/home/gpca/tspredit/examples/tutorial/doc/01-arima-one-step_files/b16a9d7bb5de5854be4745c98f1a14fdd1b16a5d.png" id="17" name="Picture"/>
+                    <pic:cNvPr descr="C:\Git\cefet-rj-dal\tspredit\examples\tutorial\doc\01-arima-one-step_files/f289cc5ebaa9ef19d13422dc881dc6aafc88d1cb.png" id="17" name="Picture"/>
                     <pic:cNvPicPr>
                       <a:picLocks noChangeArrowheads="1" noChangeAspect="1"/>
                     </pic:cNvPicPr>
@@ -1647,7 +1647,7 @@
         <w:rPr>
           <w:rStyle w:val="VerbatimChar"/>
         </w:rPr>
-        <w:t xml:space="preserve">## 1 1.977804e-10 0.05001045  1</w:t>
+        <w:t xml:space="preserve">## 1 5.898807e-11 0.05000581  1</w:t>
       </w:r>
     </w:p>
     <w:p>
@@ -1759,7 +1759,7 @@
         <w:t xml:space="preserve"> </w:t>
       </w:r>
       <w:r>
-        <w:t xml:space="preserve">means “no better than predicting the mean”, and negative values mean the forecast is worse than that naive baseline.</w:t>
+        <w:t xml:space="preserve">means â€œno better than predicting the meanâ€, and negative values mean the forecast is worse than that naive baseline.</w:t>
       </w:r>
     </w:p>
     <w:p>
@@ -2037,7 +2037,7 @@
         <w:rPr>
           <w:rStyle w:val="VerbatimChar"/>
         </w:rPr>
-        <w:t xml:space="preserve">## [1] -0.5440215</w:t>
+        <w:t xml:space="preserve">## [1] -0.544021</w:t>
       </w:r>
       <w:r>
         <w:br/>
@@ -2064,7 +2064,7 @@
         <w:rPr>
           <w:rStyle w:val="VerbatimChar"/>
         </w:rPr>
-        <w:t xml:space="preserve">## [1] 7.671266e-07</w:t>
+        <w:t xml:space="preserve">## [1] 1.79757e-07</w:t>
       </w:r>
       <w:r>
         <w:br/>
@@ -2091,7 +2091,7 @@
         <w:rPr>
           <w:rStyle w:val="VerbatimChar"/>
         </w:rPr>
-        <w:t xml:space="preserve">## [1] 1.74167e-13</w:t>
+        <w:t xml:space="preserve">## [1] 9.563192e-15</w:t>
       </w:r>
       <w:r>
         <w:br/>
@@ -2145,16 +2145,16 @@
         <w:rPr>
           <w:rStyle w:val="VerbatimChar"/>
         </w:rPr>
-        <w:t xml:space="preserve">##           mse        smape R2</w:t>
-      </w:r>
-      <w:r>
-        <w:br/>
-      </w:r>
-      <w:r>
-        <w:rPr>
-          <w:rStyle w:val="VerbatimChar"/>
-        </w:rPr>
-        <w:t xml:space="preserve">## 1 1.74167e-13 7.671266e-07 NA</w:t>
+        <w:t xml:space="preserve">##            mse       smape R2</w:t>
+      </w:r>
+      <w:r>
+        <w:br/>
+      </w:r>
+      <w:r>
+        <w:rPr>
+          <w:rStyle w:val="VerbatimChar"/>
+        </w:rPr>
+        <w:t xml:space="preserve">## 1 9.563192e-15 1.79757e-07 NA</w:t>
       </w:r>
     </w:p>
     <w:p>
@@ -2397,7 +2397,7 @@
               <a:graphicData uri="http://schemas.openxmlformats.org/drawingml/2006/picture">
                 <pic:pic>
                   <pic:nvPicPr>
-                    <pic:cNvPr descr="/home/gpca/tspredit/examples/tutorial/doc/01-arima-one-step_files/25e8419c0d62922714f8938484533cc651b92783.png" id="20" name="Picture"/>
+                    <pic:cNvPr descr="C:\Git\cefet-rj-dal\tspredit\examples\tutorial\doc\01-arima-one-step_files/7b121e957220b88137df242ec793972ecd219cf2.png" id="20" name="Picture"/>
                     <pic:cNvPicPr>
                       <a:picLocks noChangeArrowheads="1" noChangeAspect="1"/>
                     </pic:cNvPicPr>

--- a/examples/tutorial/doc/01-arima-one-step.docx
+++ b/examples/tutorial/doc/01-arima-one-step.docx
@@ -340,7 +340,7 @@
               <a:graphicData uri="http://schemas.openxmlformats.org/drawingml/2006/picture">
                 <pic:pic>
                   <pic:nvPicPr>
-                    <pic:cNvPr descr="C:\Git\cefet-rj-dal\tspredit\examples\tutorial\doc\01-arima-one-step_files/716a4d1e457f97618aa46ca41f6f38e17df76816.png" id="11" name="Picture"/>
+                    <pic:cNvPr descr="C:\Git\dal\tspredit\examples\tutorial\doc\01-arima-one-step_files/716a4d1e457f97618aa46ca41f6f38e17df76816.png" id="11" name="Picture"/>
                     <pic:cNvPicPr>
                       <a:picLocks noChangeArrowheads="1" noChangeAspect="1"/>
                     </pic:cNvPicPr>
@@ -890,7 +890,7 @@
               <a:graphicData uri="http://schemas.openxmlformats.org/drawingml/2006/picture">
                 <pic:pic>
                   <pic:nvPicPr>
-                    <pic:cNvPr descr="C:\Git\cefet-rj-dal\tspredit\examples\tutorial\doc\01-arima-one-step_files/41c5189891930290fb77edb653db905adf675ef4.png" id="14" name="Picture"/>
+                    <pic:cNvPr descr="C:\Git\dal\tspredit\examples\tutorial\doc\01-arima-one-step_files/41c5189891930290fb77edb653db905adf675ef4.png" id="14" name="Picture"/>
                     <pic:cNvPicPr>
                       <a:picLocks noChangeArrowheads="1" noChangeAspect="1"/>
                     </pic:cNvPicPr>
@@ -1050,7 +1050,7 @@
               <a:graphicData uri="http://schemas.openxmlformats.org/drawingml/2006/picture">
                 <pic:pic>
                   <pic:nvPicPr>
-                    <pic:cNvPr descr="C:\Git\cefet-rj-dal\tspredit\examples\tutorial\doc\01-arima-one-step_files/f289cc5ebaa9ef19d13422dc881dc6aafc88d1cb.png" id="17" name="Picture"/>
+                    <pic:cNvPr descr="C:\Git\dal\tspredit\examples\tutorial\doc\01-arima-one-step_files/f289cc5ebaa9ef19d13422dc881dc6aafc88d1cb.png" id="17" name="Picture"/>
                     <pic:cNvPicPr>
                       <a:picLocks noChangeArrowheads="1" noChangeAspect="1"/>
                     </pic:cNvPicPr>
@@ -2397,7 +2397,7 @@
               <a:graphicData uri="http://schemas.openxmlformats.org/drawingml/2006/picture">
                 <pic:pic>
                   <pic:nvPicPr>
-                    <pic:cNvPr descr="C:\Git\cefet-rj-dal\tspredit\examples\tutorial\doc\01-arima-one-step_files/7b121e957220b88137df242ec793972ecd219cf2.png" id="20" name="Picture"/>
+                    <pic:cNvPr descr="C:\Git\dal\tspredit\examples\tutorial\doc\01-arima-one-step_files/7b121e957220b88137df242ec793972ecd219cf2.png" id="20" name="Picture"/>
                     <pic:cNvPicPr>
                       <a:picLocks noChangeArrowheads="1" noChangeAspect="1"/>
                     </pic:cNvPicPr>

--- a/examples/tutorial/doc/01-arima-one-step.docx
+++ b/examples/tutorial/doc/01-arima-one-step.docx
@@ -340,7 +340,7 @@
               <a:graphicData uri="http://schemas.openxmlformats.org/drawingml/2006/picture">
                 <pic:pic>
                   <pic:nvPicPr>
-                    <pic:cNvPr descr="C:\Git\dal\tspredit\examples\tutorial\doc\01-arima-one-step_files/716a4d1e457f97618aa46ca41f6f38e17df76816.png" id="11" name="Picture"/>
+                    <pic:cNvPr descr="/home/gpca/tspredit/examples/tutorial/doc/01-arima-one-step_files/2311a3ccdefa9666c559bd154e42236a6cdf3fea.png" id="11" name="Picture"/>
                     <pic:cNvPicPr>
                       <a:picLocks noChangeArrowheads="1" noChangeAspect="1"/>
                     </pic:cNvPicPr>
@@ -890,7 +890,7 @@
               <a:graphicData uri="http://schemas.openxmlformats.org/drawingml/2006/picture">
                 <pic:pic>
                   <pic:nvPicPr>
-                    <pic:cNvPr descr="C:\Git\dal\tspredit\examples\tutorial\doc\01-arima-one-step_files/41c5189891930290fb77edb653db905adf675ef4.png" id="14" name="Picture"/>
+                    <pic:cNvPr descr="/home/gpca/tspredit/examples/tutorial/doc/01-arima-one-step_files/6d4fb74b871bede79a3a38749b8d332dfcc826da.png" id="14" name="Picture"/>
                     <pic:cNvPicPr>
                       <a:picLocks noChangeArrowheads="1" noChangeAspect="1"/>
                     </pic:cNvPicPr>
@@ -1050,7 +1050,7 @@
               <a:graphicData uri="http://schemas.openxmlformats.org/drawingml/2006/picture">
                 <pic:pic>
                   <pic:nvPicPr>
-                    <pic:cNvPr descr="C:\Git\dal\tspredit\examples\tutorial\doc\01-arima-one-step_files/f289cc5ebaa9ef19d13422dc881dc6aafc88d1cb.png" id="17" name="Picture"/>
+                    <pic:cNvPr descr="/home/gpca/tspredit/examples/tutorial/doc/01-arima-one-step_files/b16a9d7bb5de5854be4745c98f1a14fdd1b16a5d.png" id="17" name="Picture"/>
                     <pic:cNvPicPr>
                       <a:picLocks noChangeArrowheads="1" noChangeAspect="1"/>
                     </pic:cNvPicPr>
@@ -1647,7 +1647,7 @@
         <w:rPr>
           <w:rStyle w:val="VerbatimChar"/>
         </w:rPr>
-        <w:t xml:space="preserve">## 1 5.898807e-11 0.05000581  1</w:t>
+        <w:t xml:space="preserve">## 1 1.977804e-10 0.05001045  1</w:t>
       </w:r>
     </w:p>
     <w:p>
@@ -2037,7 +2037,7 @@
         <w:rPr>
           <w:rStyle w:val="VerbatimChar"/>
         </w:rPr>
-        <w:t xml:space="preserve">## [1] -0.544021</w:t>
+        <w:t xml:space="preserve">## [1] -0.5440215</w:t>
       </w:r>
       <w:r>
         <w:br/>
@@ -2064,7 +2064,7 @@
         <w:rPr>
           <w:rStyle w:val="VerbatimChar"/>
         </w:rPr>
-        <w:t xml:space="preserve">## [1] 1.79757e-07</w:t>
+        <w:t xml:space="preserve">## [1] 7.671266e-07</w:t>
       </w:r>
       <w:r>
         <w:br/>
@@ -2091,7 +2091,7 @@
         <w:rPr>
           <w:rStyle w:val="VerbatimChar"/>
         </w:rPr>
-        <w:t xml:space="preserve">## [1] 9.563192e-15</w:t>
+        <w:t xml:space="preserve">## [1] 1.74167e-13</w:t>
       </w:r>
       <w:r>
         <w:br/>
@@ -2145,16 +2145,16 @@
         <w:rPr>
           <w:rStyle w:val="VerbatimChar"/>
         </w:rPr>
-        <w:t xml:space="preserve">##            mse       smape R2</w:t>
-      </w:r>
-      <w:r>
-        <w:br/>
-      </w:r>
-      <w:r>
-        <w:rPr>
-          <w:rStyle w:val="VerbatimChar"/>
-        </w:rPr>
-        <w:t xml:space="preserve">## 1 9.563192e-15 1.79757e-07 NA</w:t>
+        <w:t xml:space="preserve">##           mse        smape R2</w:t>
+      </w:r>
+      <w:r>
+        <w:br/>
+      </w:r>
+      <w:r>
+        <w:rPr>
+          <w:rStyle w:val="VerbatimChar"/>
+        </w:rPr>
+        <w:t xml:space="preserve">## 1 1.74167e-13 7.671266e-07 NA</w:t>
       </w:r>
     </w:p>
     <w:p>
@@ -2397,7 +2397,7 @@
               <a:graphicData uri="http://schemas.openxmlformats.org/drawingml/2006/picture">
                 <pic:pic>
                   <pic:nvPicPr>
-                    <pic:cNvPr descr="C:\Git\dal\tspredit\examples\tutorial\doc\01-arima-one-step_files/7b121e957220b88137df242ec793972ecd219cf2.png" id="20" name="Picture"/>
+                    <pic:cNvPr descr="/home/gpca/tspredit/examples/tutorial/doc/01-arima-one-step_files/25e8419c0d62922714f8938484533cc651b92783.png" id="20" name="Picture"/>
                     <pic:cNvPicPr>
                       <a:picLocks noChangeArrowheads="1" noChangeAspect="1"/>
                     </pic:cNvPicPr>
